--- a/РАЗДЕЛЫ/ЭКОНОМИКА/Экономика_V1.docx
+++ b/РАЗДЕЛЫ/ЭКОНОМИКА/Экономика_V1.docx
@@ -1716,7 +1716,6 @@
       </w:tr>
     </w:tbl>
     <w:p>
-      <w:bookmarkStart w:id="0" w:name="_GoBack"/>
       <w:r>
         <w:t xml:space="preserve">По формуле (5.1) общий объем </w:t>
       </w:r>
@@ -1727,7 +1726,6 @@
         <w:t>приложения составит</w:t>
       </w:r>
     </w:p>
-    <w:bookmarkEnd w:id="0"/>
     <w:p/>
     <w:p>
       <w:pPr>
@@ -3330,7 +3328,7 @@
           <w:rFonts w:cs="Times New Roman"/>
         </w:rPr>
       </w:pPr>
-      <w:bookmarkStart w:id="1" w:name="_Hlk9557692"/>
+      <w:bookmarkStart w:id="0" w:name="_Hlk9557692"/>
       <w:r>
         <w:rPr>
           <w:rFonts w:cs="Times New Roman"/>
@@ -11592,20 +11590,30 @@
         <w:ind w:firstLine="0"/>
         <w:jc w:val="left"/>
         <w:rPr>
-          <w:b/>
+          <w:rFonts w:eastAsiaTheme="minorEastAsia"/>
           <w:szCs w:val="28"/>
         </w:rPr>
       </w:pPr>
+      <w:r>
+        <w:rPr>
+          <w:rFonts w:eastAsiaTheme="minorEastAsia"/>
+          <w:szCs w:val="28"/>
+        </w:rPr>
+        <w:br w:type="page"/>
+      </w:r>
     </w:p>
     <w:p>
       <w:pPr>
         <w:pStyle w:val="25"/>
       </w:pPr>
-      <w:r>
+      <w:bookmarkStart w:id="1" w:name="_GoBack"/>
+      <w:bookmarkEnd w:id="1"/>
+      <w:r>
+        <w:lastRenderedPageBreak/>
         <w:t>СПИСОК ИСПОЛЬЗОВАННЫХ ИСТОЧНИКОВ</w:t>
       </w:r>
     </w:p>
-    <w:bookmarkEnd w:id="1"/>
+    <w:bookmarkEnd w:id="0"/>
     <w:p>
       <w:pPr>
         <w:spacing w:line="360" w:lineRule="exact"/>
@@ -15544,7 +15552,7 @@
 </file>
 
 <file path=customXml/itemProps1.xml><?xml version="1.0" encoding="utf-8"?>
-<ds:datastoreItem xmlns:ds="http://schemas.openxmlformats.org/officeDocument/2006/customXml" ds:itemID="{9795957F-A4E5-4227-ABC0-F3B234DF037A}">
+<ds:datastoreItem xmlns:ds="http://schemas.openxmlformats.org/officeDocument/2006/customXml" ds:itemID="{2C3C95D7-9F1C-49DB-A13C-F31A169FB969}">
   <ds:schemaRefs>
     <ds:schemaRef ds:uri="http://schemas.openxmlformats.org/officeDocument/2006/bibliography"/>
   </ds:schemaRefs>
